--- a/W7L1_Presenting_Results/ModelSummary_Table.docx
+++ b/W7L1_Presenting_Results/ModelSummary_Table.docx
@@ -5,14 +5,14 @@
     <w:tbl>
       <w:tblPr>
         <w:tblStyle w:val="Table"/>
-        <w:tblW w:type="pct" w:w="4722"/>
+        <w:tblW w:type="pct" w:w="4306"/>
         <w:tblLayout w:type="fixed"/>
         <w:tblLook w:firstRow="1" w:lastRow="1" w:firstColumn="0" w:lastColumn="0" w:noHBand="0" w:noVBand="0" w:val="0020"/>
       </w:tblPr>
       <w:tblGrid>
-        <w:gridCol w:w="2860"/>
-        <w:gridCol w:w="1540"/>
-        <w:gridCol w:w="1540"/>
+        <w:gridCol w:w="2530"/>
+        <w:gridCol w:w="1320"/>
+        <w:gridCol w:w="1430"/>
         <w:gridCol w:w="1540"/>
       </w:tblGrid>
       <w:tr>
@@ -29,15 +29,36 @@
         </w:tc>
         <w:tc>
           <w:tcPr/>
-          <w:p/>
-        </w:tc>
-        <w:tc>
-          <w:tcPr/>
-          <w:p/>
-        </w:tc>
-        <w:tc>
-          <w:tcPr/>
-          <w:p/>
+          <w:p>
+            <w:pPr>
+              <w:pStyle w:val="Compact"/>
+            </w:pPr>
+            <w:r>
+              <w:t xml:space="preserve">Base</w:t>
+            </w:r>
+          </w:p>
+        </w:tc>
+        <w:tc>
+          <w:tcPr/>
+          <w:p>
+            <w:pPr>
+              <w:pStyle w:val="Compact"/>
+            </w:pPr>
+            <w:r>
+              <w:t xml:space="preserve">Oil</w:t>
+            </w:r>
+          </w:p>
+        </w:tc>
+        <w:tc>
+          <w:tcPr/>
+          <w:p>
+            <w:pPr>
+              <w:pStyle w:val="Compact"/>
+            </w:pPr>
+            <w:r>
+              <w:t xml:space="preserve">Interaction</w:t>
+            </w:r>
+          </w:p>
         </w:tc>
       </w:tr>
       <w:tr>
@@ -137,7 +158,7 @@
               <w:pStyle w:val="Compact"/>
             </w:pPr>
             <w:r>
-              <w:t xml:space="preserve">log10(gdpPercap)</w:t>
+              <w:t xml:space="preserve">Per Capita GDP (log)</w:t>
             </w:r>
           </w:p>
         </w:tc>
@@ -226,7 +247,7 @@
               <w:pStyle w:val="Compact"/>
             </w:pPr>
             <w:r>
-              <w:t xml:space="preserve">oil1</w:t>
+              <w:t xml:space="preserve">Oil Country</w:t>
             </w:r>
           </w:p>
         </w:tc>
@@ -309,7 +330,7 @@
               <w:pStyle w:val="Compact"/>
             </w:pPr>
             <w:r>
-              <w:t xml:space="preserve">log10(gdpPercap) × oil1</w:t>
+              <w:t xml:space="preserve">GDP * Oil</w:t>
             </w:r>
           </w:p>
         </w:tc>
@@ -420,328 +441,6 @@
             </w:pPr>
             <w:r>
               <w:t xml:space="preserve">1704</w:t>
-            </w:r>
-          </w:p>
-        </w:tc>
-      </w:tr>
-      <w:tr>
-        <w:tc>
-          <w:tcPr/>
-          <w:p>
-            <w:pPr>
-              <w:pStyle w:val="Compact"/>
-            </w:pPr>
-            <w:r>
-              <w:t xml:space="preserve">R2</w:t>
-            </w:r>
-          </w:p>
-        </w:tc>
-        <w:tc>
-          <w:tcPr/>
-          <w:p>
-            <w:pPr>
-              <w:pStyle w:val="Compact"/>
-            </w:pPr>
-            <w:r>
-              <w:t xml:space="preserve">0.652</w:t>
-            </w:r>
-          </w:p>
-        </w:tc>
-        <w:tc>
-          <w:tcPr/>
-          <w:p>
-            <w:pPr>
-              <w:pStyle w:val="Compact"/>
-            </w:pPr>
-            <w:r>
-              <w:t xml:space="preserve">0.665</w:t>
-            </w:r>
-          </w:p>
-        </w:tc>
-        <w:tc>
-          <w:tcPr/>
-          <w:p>
-            <w:pPr>
-              <w:pStyle w:val="Compact"/>
-            </w:pPr>
-            <w:r>
-              <w:t xml:space="preserve">0.667</w:t>
-            </w:r>
-          </w:p>
-        </w:tc>
-      </w:tr>
-      <w:tr>
-        <w:tc>
-          <w:tcPr/>
-          <w:p>
-            <w:pPr>
-              <w:pStyle w:val="Compact"/>
-            </w:pPr>
-            <w:r>
-              <w:t xml:space="preserve">R2 Adj.</w:t>
-            </w:r>
-          </w:p>
-        </w:tc>
-        <w:tc>
-          <w:tcPr/>
-          <w:p>
-            <w:pPr>
-              <w:pStyle w:val="Compact"/>
-            </w:pPr>
-            <w:r>
-              <w:t xml:space="preserve">0.652</w:t>
-            </w:r>
-          </w:p>
-        </w:tc>
-        <w:tc>
-          <w:tcPr/>
-          <w:p>
-            <w:pPr>
-              <w:pStyle w:val="Compact"/>
-            </w:pPr>
-            <w:r>
-              <w:t xml:space="preserve">0.664</w:t>
-            </w:r>
-          </w:p>
-        </w:tc>
-        <w:tc>
-          <w:tcPr/>
-          <w:p>
-            <w:pPr>
-              <w:pStyle w:val="Compact"/>
-            </w:pPr>
-            <w:r>
-              <w:t xml:space="preserve">0.666</w:t>
-            </w:r>
-          </w:p>
-        </w:tc>
-      </w:tr>
-      <w:tr>
-        <w:tc>
-          <w:tcPr/>
-          <w:p>
-            <w:pPr>
-              <w:pStyle w:val="Compact"/>
-            </w:pPr>
-            <w:r>
-              <w:t xml:space="preserve">AIC</w:t>
-            </w:r>
-          </w:p>
-        </w:tc>
-        <w:tc>
-          <w:tcPr/>
-          <w:p>
-            <w:pPr>
-              <w:pStyle w:val="Compact"/>
-            </w:pPr>
-            <w:r>
-              <w:t xml:space="preserve">11760.4</w:t>
-            </w:r>
-          </w:p>
-        </w:tc>
-        <w:tc>
-          <w:tcPr/>
-          <w:p>
-            <w:pPr>
-              <w:pStyle w:val="Compact"/>
-            </w:pPr>
-            <w:r>
-              <w:t xml:space="preserve">11700.3</w:t>
-            </w:r>
-          </w:p>
-        </w:tc>
-        <w:tc>
-          <w:tcPr/>
-          <w:p>
-            <w:pPr>
-              <w:pStyle w:val="Compact"/>
-            </w:pPr>
-            <w:r>
-              <w:t xml:space="preserve">11690.4</w:t>
-            </w:r>
-          </w:p>
-        </w:tc>
-      </w:tr>
-      <w:tr>
-        <w:tc>
-          <w:tcPr/>
-          <w:p>
-            <w:pPr>
-              <w:pStyle w:val="Compact"/>
-            </w:pPr>
-            <w:r>
-              <w:t xml:space="preserve">BIC</w:t>
-            </w:r>
-          </w:p>
-        </w:tc>
-        <w:tc>
-          <w:tcPr/>
-          <w:p>
-            <w:pPr>
-              <w:pStyle w:val="Compact"/>
-            </w:pPr>
-            <w:r>
-              <w:t xml:space="preserve">11776.7</w:t>
-            </w:r>
-          </w:p>
-        </w:tc>
-        <w:tc>
-          <w:tcPr/>
-          <w:p>
-            <w:pPr>
-              <w:pStyle w:val="Compact"/>
-            </w:pPr>
-            <w:r>
-              <w:t xml:space="preserve">11722.1</w:t>
-            </w:r>
-          </w:p>
-        </w:tc>
-        <w:tc>
-          <w:tcPr/>
-          <w:p>
-            <w:pPr>
-              <w:pStyle w:val="Compact"/>
-            </w:pPr>
-            <w:r>
-              <w:t xml:space="preserve">11717.6</w:t>
-            </w:r>
-          </w:p>
-        </w:tc>
-      </w:tr>
-      <w:tr>
-        <w:tc>
-          <w:tcPr/>
-          <w:p>
-            <w:pPr>
-              <w:pStyle w:val="Compact"/>
-            </w:pPr>
-            <w:r>
-              <w:t xml:space="preserve">Log.Lik.</w:t>
-            </w:r>
-          </w:p>
-        </w:tc>
-        <w:tc>
-          <w:tcPr/>
-          <w:p>
-            <w:pPr>
-              <w:pStyle w:val="Compact"/>
-            </w:pPr>
-            <w:r>
-              <w:t xml:space="preserve">-5877.210</w:t>
-            </w:r>
-          </w:p>
-        </w:tc>
-        <w:tc>
-          <w:tcPr/>
-          <w:p>
-            <w:pPr>
-              <w:pStyle w:val="Compact"/>
-            </w:pPr>
-            <w:r>
-              <w:t xml:space="preserve">-5846.148</w:t>
-            </w:r>
-          </w:p>
-        </w:tc>
-        <w:tc>
-          <w:tcPr/>
-          <w:p>
-            <w:pPr>
-              <w:pStyle w:val="Compact"/>
-            </w:pPr>
-            <w:r>
-              <w:t xml:space="preserve">-5840.218</w:t>
-            </w:r>
-          </w:p>
-        </w:tc>
-      </w:tr>
-      <w:tr>
-        <w:tc>
-          <w:tcPr/>
-          <w:p>
-            <w:pPr>
-              <w:pStyle w:val="Compact"/>
-            </w:pPr>
-            <w:r>
-              <w:t xml:space="preserve">RMSE</w:t>
-            </w:r>
-          </w:p>
-        </w:tc>
-        <w:tc>
-          <w:tcPr/>
-          <w:p>
-            <w:pPr>
-              <w:pStyle w:val="Compact"/>
-            </w:pPr>
-            <w:r>
-              <w:t xml:space="preserve">7.62</w:t>
-            </w:r>
-          </w:p>
-        </w:tc>
-        <w:tc>
-          <w:tcPr/>
-          <w:p>
-            <w:pPr>
-              <w:pStyle w:val="Compact"/>
-            </w:pPr>
-            <w:r>
-              <w:t xml:space="preserve">7.48</w:t>
-            </w:r>
-          </w:p>
-        </w:tc>
-        <w:tc>
-          <w:tcPr/>
-          <w:p>
-            <w:pPr>
-              <w:pStyle w:val="Compact"/>
-            </w:pPr>
-            <w:r>
-              <w:t xml:space="preserve">7.45</w:t>
-            </w:r>
-          </w:p>
-        </w:tc>
-      </w:tr>
-      <w:tr>
-        <w:tc>
-          <w:tcPr/>
-          <w:p>
-            <w:pPr>
-              <w:pStyle w:val="Compact"/>
-            </w:pPr>
-            <w:r>
-              <w:t xml:space="preserve">Std.Errors</w:t>
-            </w:r>
-          </w:p>
-        </w:tc>
-        <w:tc>
-          <w:tcPr/>
-          <w:p>
-            <w:pPr>
-              <w:pStyle w:val="Compact"/>
-            </w:pPr>
-            <w:r>
-              <w:t xml:space="preserve">by: country</w:t>
-            </w:r>
-          </w:p>
-        </w:tc>
-        <w:tc>
-          <w:tcPr/>
-          <w:p>
-            <w:pPr>
-              <w:pStyle w:val="Compact"/>
-            </w:pPr>
-            <w:r>
-              <w:t xml:space="preserve">by: country</w:t>
-            </w:r>
-          </w:p>
-        </w:tc>
-        <w:tc>
-          <w:tcPr/>
-          <w:p>
-            <w:pPr>
-              <w:pStyle w:val="Compact"/>
-            </w:pPr>
-            <w:r>
-              <w:t xml:space="preserve">by: country</w:t>
             </w:r>
           </w:p>
         </w:tc>
@@ -756,7 +455,7 @@
               <w:pStyle w:val="Compact"/>
               <w:numPr>
                 <w:ilvl w:val="0"/>
-                <w:numId w:val="1004"/>
+                <w:numId w:val="1001"/>
               </w:numPr>
             </w:pPr>
             <w:r>
@@ -870,261 +569,6 @@
     <w:lvl w:ilvl="8">
       <w:numFmt w:val="bullet"/>
       <w:lvlText w:val=" "/>
-      <w:lvlJc w:val="left"/>
-      <w:pPr>
-        <w:ind w:left="6480" w:hanging="360"/>
-      </w:pPr>
-    </w:lvl>
-  </w:abstractNum>
-  <w:abstractNum w:abstractNumId="99431">
-    <w:nsid w:val="00A99431"/>
-    <w:multiLevelType w:val="multilevel"/>
-    <w:lvl w:ilvl="0">
-      <w:start w:val="1"/>
-      <w:numFmt w:val="decimal"/>
-      <w:lvlText w:val="(%1)"/>
-      <w:lvlJc w:val="left"/>
-      <w:pPr>
-        <w:ind w:left="720" w:hanging="360"/>
-      </w:pPr>
-    </w:lvl>
-    <w:lvl w:ilvl="1">
-      <w:start w:val="1"/>
-      <w:numFmt w:val="decimal"/>
-      <w:lvlText w:val="(%2)"/>
-      <w:lvlJc w:val="left"/>
-      <w:pPr>
-        <w:ind w:left="1440" w:hanging="360"/>
-      </w:pPr>
-    </w:lvl>
-    <w:lvl w:ilvl="2">
-      <w:start w:val="1"/>
-      <w:numFmt w:val="decimal"/>
-      <w:lvlText w:val="(%3)"/>
-      <w:lvlJc w:val="left"/>
-      <w:pPr>
-        <w:ind w:left="2160" w:hanging="360"/>
-      </w:pPr>
-    </w:lvl>
-    <w:lvl w:ilvl="3">
-      <w:start w:val="1"/>
-      <w:numFmt w:val="decimal"/>
-      <w:lvlText w:val="(%4)"/>
-      <w:lvlJc w:val="left"/>
-      <w:pPr>
-        <w:ind w:left="2880" w:hanging="360"/>
-      </w:pPr>
-    </w:lvl>
-    <w:lvl w:ilvl="4">
-      <w:start w:val="1"/>
-      <w:numFmt w:val="decimal"/>
-      <w:lvlText w:val="(%5)"/>
-      <w:lvlJc w:val="left"/>
-      <w:pPr>
-        <w:ind w:left="3600" w:hanging="360"/>
-      </w:pPr>
-    </w:lvl>
-    <w:lvl w:ilvl="5">
-      <w:start w:val="1"/>
-      <w:numFmt w:val="decimal"/>
-      <w:lvlText w:val="(%6)"/>
-      <w:lvlJc w:val="left"/>
-      <w:pPr>
-        <w:ind w:left="4320" w:hanging="360"/>
-      </w:pPr>
-    </w:lvl>
-    <w:lvl w:ilvl="6">
-      <w:start w:val="1"/>
-      <w:numFmt w:val="decimal"/>
-      <w:lvlText w:val="(%7)"/>
-      <w:lvlJc w:val="left"/>
-      <w:pPr>
-        <w:ind w:left="5040" w:hanging="360"/>
-      </w:pPr>
-    </w:lvl>
-    <w:lvl w:ilvl="7">
-      <w:start w:val="1"/>
-      <w:numFmt w:val="decimal"/>
-      <w:lvlText w:val="(%8)"/>
-      <w:lvlJc w:val="left"/>
-      <w:pPr>
-        <w:ind w:left="5760" w:hanging="360"/>
-      </w:pPr>
-    </w:lvl>
-    <w:lvl w:ilvl="8">
-      <w:start w:val="1"/>
-      <w:numFmt w:val="decimal"/>
-      <w:lvlText w:val="(%9)"/>
-      <w:lvlJc w:val="left"/>
-      <w:pPr>
-        <w:ind w:left="6480" w:hanging="360"/>
-      </w:pPr>
-    </w:lvl>
-  </w:abstractNum>
-  <w:abstractNum w:abstractNumId="99432">
-    <w:nsid w:val="00A99432"/>
-    <w:multiLevelType w:val="multilevel"/>
-    <w:lvl w:ilvl="0">
-      <w:start w:val="2"/>
-      <w:numFmt w:val="decimal"/>
-      <w:lvlText w:val="(%1)"/>
-      <w:lvlJc w:val="left"/>
-      <w:pPr>
-        <w:ind w:left="720" w:hanging="360"/>
-      </w:pPr>
-    </w:lvl>
-    <w:lvl w:ilvl="1">
-      <w:start w:val="2"/>
-      <w:numFmt w:val="decimal"/>
-      <w:lvlText w:val="(%2)"/>
-      <w:lvlJc w:val="left"/>
-      <w:pPr>
-        <w:ind w:left="1440" w:hanging="360"/>
-      </w:pPr>
-    </w:lvl>
-    <w:lvl w:ilvl="2">
-      <w:start w:val="2"/>
-      <w:numFmt w:val="decimal"/>
-      <w:lvlText w:val="(%3)"/>
-      <w:lvlJc w:val="left"/>
-      <w:pPr>
-        <w:ind w:left="2160" w:hanging="360"/>
-      </w:pPr>
-    </w:lvl>
-    <w:lvl w:ilvl="3">
-      <w:start w:val="2"/>
-      <w:numFmt w:val="decimal"/>
-      <w:lvlText w:val="(%4)"/>
-      <w:lvlJc w:val="left"/>
-      <w:pPr>
-        <w:ind w:left="2880" w:hanging="360"/>
-      </w:pPr>
-    </w:lvl>
-    <w:lvl w:ilvl="4">
-      <w:start w:val="2"/>
-      <w:numFmt w:val="decimal"/>
-      <w:lvlText w:val="(%5)"/>
-      <w:lvlJc w:val="left"/>
-      <w:pPr>
-        <w:ind w:left="3600" w:hanging="360"/>
-      </w:pPr>
-    </w:lvl>
-    <w:lvl w:ilvl="5">
-      <w:start w:val="2"/>
-      <w:numFmt w:val="decimal"/>
-      <w:lvlText w:val="(%6)"/>
-      <w:lvlJc w:val="left"/>
-      <w:pPr>
-        <w:ind w:left="4320" w:hanging="360"/>
-      </w:pPr>
-    </w:lvl>
-    <w:lvl w:ilvl="6">
-      <w:start w:val="2"/>
-      <w:numFmt w:val="decimal"/>
-      <w:lvlText w:val="(%7)"/>
-      <w:lvlJc w:val="left"/>
-      <w:pPr>
-        <w:ind w:left="5040" w:hanging="360"/>
-      </w:pPr>
-    </w:lvl>
-    <w:lvl w:ilvl="7">
-      <w:start w:val="2"/>
-      <w:numFmt w:val="decimal"/>
-      <w:lvlText w:val="(%8)"/>
-      <w:lvlJc w:val="left"/>
-      <w:pPr>
-        <w:ind w:left="5760" w:hanging="360"/>
-      </w:pPr>
-    </w:lvl>
-    <w:lvl w:ilvl="8">
-      <w:start w:val="2"/>
-      <w:numFmt w:val="decimal"/>
-      <w:lvlText w:val="(%9)"/>
-      <w:lvlJc w:val="left"/>
-      <w:pPr>
-        <w:ind w:left="6480" w:hanging="360"/>
-      </w:pPr>
-    </w:lvl>
-  </w:abstractNum>
-  <w:abstractNum w:abstractNumId="99433">
-    <w:nsid w:val="00A99433"/>
-    <w:multiLevelType w:val="multilevel"/>
-    <w:lvl w:ilvl="0">
-      <w:start w:val="3"/>
-      <w:numFmt w:val="decimal"/>
-      <w:lvlText w:val="(%1)"/>
-      <w:lvlJc w:val="left"/>
-      <w:pPr>
-        <w:ind w:left="720" w:hanging="360"/>
-      </w:pPr>
-    </w:lvl>
-    <w:lvl w:ilvl="1">
-      <w:start w:val="3"/>
-      <w:numFmt w:val="decimal"/>
-      <w:lvlText w:val="(%2)"/>
-      <w:lvlJc w:val="left"/>
-      <w:pPr>
-        <w:ind w:left="1440" w:hanging="360"/>
-      </w:pPr>
-    </w:lvl>
-    <w:lvl w:ilvl="2">
-      <w:start w:val="3"/>
-      <w:numFmt w:val="decimal"/>
-      <w:lvlText w:val="(%3)"/>
-      <w:lvlJc w:val="left"/>
-      <w:pPr>
-        <w:ind w:left="2160" w:hanging="360"/>
-      </w:pPr>
-    </w:lvl>
-    <w:lvl w:ilvl="3">
-      <w:start w:val="3"/>
-      <w:numFmt w:val="decimal"/>
-      <w:lvlText w:val="(%4)"/>
-      <w:lvlJc w:val="left"/>
-      <w:pPr>
-        <w:ind w:left="2880" w:hanging="360"/>
-      </w:pPr>
-    </w:lvl>
-    <w:lvl w:ilvl="4">
-      <w:start w:val="3"/>
-      <w:numFmt w:val="decimal"/>
-      <w:lvlText w:val="(%5)"/>
-      <w:lvlJc w:val="left"/>
-      <w:pPr>
-        <w:ind w:left="3600" w:hanging="360"/>
-      </w:pPr>
-    </w:lvl>
-    <w:lvl w:ilvl="5">
-      <w:start w:val="3"/>
-      <w:numFmt w:val="decimal"/>
-      <w:lvlText w:val="(%6)"/>
-      <w:lvlJc w:val="left"/>
-      <w:pPr>
-        <w:ind w:left="4320" w:hanging="360"/>
-      </w:pPr>
-    </w:lvl>
-    <w:lvl w:ilvl="6">
-      <w:start w:val="3"/>
-      <w:numFmt w:val="decimal"/>
-      <w:lvlText w:val="(%7)"/>
-      <w:lvlJc w:val="left"/>
-      <w:pPr>
-        <w:ind w:left="5040" w:hanging="360"/>
-      </w:pPr>
-    </w:lvl>
-    <w:lvl w:ilvl="7">
-      <w:start w:val="3"/>
-      <w:numFmt w:val="decimal"/>
-      <w:lvlText w:val="(%8)"/>
-      <w:lvlJc w:val="left"/>
-      <w:pPr>
-        <w:ind w:left="5760" w:hanging="360"/>
-      </w:pPr>
-    </w:lvl>
-    <w:lvl w:ilvl="8">
-      <w:start w:val="3"/>
-      <w:numFmt w:val="decimal"/>
-      <w:lvlText w:val="(%9)"/>
       <w:lvlJc w:val="left"/>
       <w:pPr>
         <w:ind w:left="6480" w:hanging="360"/>
@@ -1238,96 +682,6 @@
     <w:abstractNumId w:val="990"/>
   </w:num>
   <w:num w:numId="1001">
-    <w:abstractNumId w:val="99431"/>
-    <w:lvlOverride w:ilvl="0">
-      <w:startOverride w:val="1"/>
-    </w:lvlOverride>
-    <w:lvlOverride w:ilvl="1">
-      <w:startOverride w:val="1"/>
-    </w:lvlOverride>
-    <w:lvlOverride w:ilvl="2">
-      <w:startOverride w:val="1"/>
-    </w:lvlOverride>
-    <w:lvlOverride w:ilvl="3">
-      <w:startOverride w:val="1"/>
-    </w:lvlOverride>
-    <w:lvlOverride w:ilvl="4">
-      <w:startOverride w:val="1"/>
-    </w:lvlOverride>
-    <w:lvlOverride w:ilvl="5">
-      <w:startOverride w:val="1"/>
-    </w:lvlOverride>
-    <w:lvlOverride w:ilvl="6">
-      <w:startOverride w:val="1"/>
-    </w:lvlOverride>
-    <w:lvlOverride w:ilvl="7">
-      <w:startOverride w:val="1"/>
-    </w:lvlOverride>
-    <w:lvlOverride w:ilvl="8">
-      <w:startOverride w:val="1"/>
-    </w:lvlOverride>
-  </w:num>
-  <w:num w:numId="1002">
-    <w:abstractNumId w:val="99432"/>
-    <w:lvlOverride w:ilvl="0">
-      <w:startOverride w:val="2"/>
-    </w:lvlOverride>
-    <w:lvlOverride w:ilvl="1">
-      <w:startOverride w:val="2"/>
-    </w:lvlOverride>
-    <w:lvlOverride w:ilvl="2">
-      <w:startOverride w:val="2"/>
-    </w:lvlOverride>
-    <w:lvlOverride w:ilvl="3">
-      <w:startOverride w:val="2"/>
-    </w:lvlOverride>
-    <w:lvlOverride w:ilvl="4">
-      <w:startOverride w:val="2"/>
-    </w:lvlOverride>
-    <w:lvlOverride w:ilvl="5">
-      <w:startOverride w:val="2"/>
-    </w:lvlOverride>
-    <w:lvlOverride w:ilvl="6">
-      <w:startOverride w:val="2"/>
-    </w:lvlOverride>
-    <w:lvlOverride w:ilvl="7">
-      <w:startOverride w:val="2"/>
-    </w:lvlOverride>
-    <w:lvlOverride w:ilvl="8">
-      <w:startOverride w:val="2"/>
-    </w:lvlOverride>
-  </w:num>
-  <w:num w:numId="1003">
-    <w:abstractNumId w:val="99433"/>
-    <w:lvlOverride w:ilvl="0">
-      <w:startOverride w:val="3"/>
-    </w:lvlOverride>
-    <w:lvlOverride w:ilvl="1">
-      <w:startOverride w:val="3"/>
-    </w:lvlOverride>
-    <w:lvlOverride w:ilvl="2">
-      <w:startOverride w:val="3"/>
-    </w:lvlOverride>
-    <w:lvlOverride w:ilvl="3">
-      <w:startOverride w:val="3"/>
-    </w:lvlOverride>
-    <w:lvlOverride w:ilvl="4">
-      <w:startOverride w:val="3"/>
-    </w:lvlOverride>
-    <w:lvlOverride w:ilvl="5">
-      <w:startOverride w:val="3"/>
-    </w:lvlOverride>
-    <w:lvlOverride w:ilvl="6">
-      <w:startOverride w:val="3"/>
-    </w:lvlOverride>
-    <w:lvlOverride w:ilvl="7">
-      <w:startOverride w:val="3"/>
-    </w:lvlOverride>
-    <w:lvlOverride w:ilvl="8">
-      <w:startOverride w:val="3"/>
-    </w:lvlOverride>
-  </w:num>
-  <w:num w:numId="1004">
     <w:abstractNumId w:val="991"/>
   </w:num>
 </w:numbering>
